--- a/cudmore-narrative-cv/outputs/imaging-core/output_word/cv.docx
+++ b/cudmore-narrative-cv/outputs/imaging-core/output_word/cv.docx
@@ -42,7 +42,7 @@
         <w:pStyle w:val="FirstParagraph"/>
       </w:pPr>
       <w:r>
-        <w:t xml:space="preserve">My scientific domain expertise includes neuroscience, vascular biology, and cardiac physiology. I have decades of bench experience in experimental design, performing microscopy and electrophysiology experiments, interpreting results, and publishing the findings. I have also built custom microscopy and electrophysiology acquisition systems, developed software for real-time data acquisition and visualization, and supported researchers using these systems. This experience connects experimental design and data acquisition with the quantitative analysis that follows.</w:t>
+        <w:t xml:space="preserve">My scientific domain expertise includes neuroscience, vascular biology, and cardiac physiology. I have decades of bench experience in experimental design, performing microscopy and electrophysiology experiments, interpreting results, and publishing the findings. I have also built custom microscopy and electrophysiology acquisition systems, developed software for real-time data acquisition and visualization, and supported researchers using these systems. My experimental experience informs the analysis software I develop. This background helps me work effectively with domain experts to build software that reflects the experiment and addresses the scientific question.</w:t>
       </w:r>
     </w:p>
     <w:p>
@@ -50,7 +50,7 @@
         <w:pStyle w:val="BodyText"/>
       </w:pPr>
       <w:r>
-        <w:t xml:space="preserve">My career progressed from studying neurons to imaging brain vasculature and later working in cardiac physiology. This progression showed me that fields organized around different organs and research questions often rely on shared experimental technologies and face common analysis problems. Regardless of the specimen or scientific question, imaging experiments create similar practical needs for organizing and visualizing data, making quantitative measurements, and producing reproducible results. My direct experimental work has centered on microscopy and electrophysiology, but I develop software with domain experts so that it can support new experimental systems and scientific questions.</w:t>
+        <w:t xml:space="preserve">My career progressed from studying neurons to imaging brain vasculature and later working in cardiac physiology. This progression showed me that fields organized around different organs and research questions often use the same experimental technologies and face common analysis problems. Technologies such as laser-scanning microscopy and whole-cell electrophysiology are used across biological disciplines, even when the specimens and scientific questions differ. These experiments create common needs for organizing and visualizing data, making quantitative measurements, and producing reproducible results. My direct experimental work has centered on microscopy and electrophysiology, but I develop software with domain experts so that it can support new experimental systems and scientific questions.</w:t>
       </w:r>
     </w:p>
     <w:bookmarkEnd w:id="10"/>
@@ -68,7 +68,7 @@
         <w:pStyle w:val="FirstParagraph"/>
       </w:pPr>
       <w:r>
-        <w:t xml:space="preserve">I design reusable scientific software rather than bespoke analysis scripts. My software engineering approach begins with the scientific question and experimental workflow. I work closely with experimental scientists to understand how data are produced, what must be measured, and where existing workflows limit interpretation. I then develop software through iterative design, implementation, testing, and critical feedback from the researchers who use it.</w:t>
+        <w:t xml:space="preserve">My design philosophy is to build reusable scientific software around the scientific question and experimental workflow. I work closely with experimental scientists to understand how data are produced, what must be measured, and where existing workflows limit interpretation. I then develop software through iterative design, implementation, testing, and critical feedback from the researchers who use it.</w:t>
       </w:r>
     </w:p>
     <w:p>
@@ -76,7 +76,7 @@
         <w:pStyle w:val="BodyText"/>
       </w:pPr>
       <w:r>
-        <w:t xml:space="preserve">I thrive in multidisciplinary teams where each member contributes distinct scientific or technical expertise. My contribution is a unique combination of experimental biology, quantitative analysis, and research software engineering. This allows me to translate between biological questions, measurement constraints, analytical requirements, and software design while working with domain experts whose knowledge complements my own.</w:t>
+        <w:t xml:space="preserve">I design analysis systems to support the full research workflow, from data acquisition through analysis and publication. During experiments, researchers can use a desktop application to visualize newly acquired data, run analyses, and inspect results. The same desktop application supports offline analysis and curation in the laboratory, including creating figures from the analysis results while preserving the connection between each result and its underlying raw data. For publication, a web-based viewer presents the same figure created during offline analysis together with its data and completed analyses. Individual results in the interactive web figure can be explored and traced back to the raw data from which they were derived.</w:t>
       </w:r>
     </w:p>
     <w:p>
@@ -84,23 +84,7 @@
         <w:pStyle w:val="BodyText"/>
       </w:pPr>
       <w:r>
-        <w:t xml:space="preserve">I design each analysis system as one continuous software environment built around a shared computational backend with graphical and scripting interfaces. The same software remains with a project while data are acquired, during offline analysis, and at publication. At every stage, these interfaces use the same underlying data and analytical methods, preserving reproducibility without duplicating calculations. Publication is designed into the architecture rather than added after analysis. This makes data sharing part of the analysis workflow rather than a separate task created at the end of a project.</w:t>
-      </w:r>
-    </w:p>
-    <w:p>
-      <w:pPr>
-        <w:pStyle w:val="BodyText"/>
-      </w:pPr>
-      <w:r>
-        <w:t xml:space="preserve">My goal is to keep raw data, quantitative analysis, and publication connected so readers can inspect how figures were produced, examine reported results, repeat analyses, and extend the work to address new scientific questions. The CloudScope suite provides an implemented workflow for achieving this goal. Researchers use the CloudScope graphical application to visualize data, run analyses, and curate results. Its AcqStore Python backend implements the analysis algorithms and saves the raw data, analysis methods, detection parameters, and results together in self-contained OME-Zarr datasets. CloudScope-Web opens those same datasets as interactive figures for publication and sharing. AcqStore exports OME-Zarr and NWB datasets that can be uploaded directly to public repositories, including the DANDI Archive and the Brain Image Library (BIL).</w:t>
-      </w:r>
-    </w:p>
-    <w:p>
-      <w:pPr>
-        <w:pStyle w:val="BodyText"/>
-      </w:pPr>
-      <w:r>
-        <w:t xml:space="preserve">Scientific software has the greatest impact when it becomes reusable research infrastructure. Reusable software platforms reduce duplicated effort, improve reproducibility, and allow laboratories to build upon stable computational foundations rather than repeatedly developing new analysis scripts for each project. By combining sustainable software engineering with open-source development, research infrastructure continues to support scientific discovery long after individual publications, grants, and laboratory personnel have changed. This long-term perspective enables software to become a lasting scientific resource rather than a temporary research product.</w:t>
+        <w:t xml:space="preserve">This continuous workflow keeps raw data, analysis, and publication connected while making scientific results easier to inspect, reproduce, and reuse. It also provides practical support for NIH Data Management and Sharing Plans by incorporating data organization, documentation of analysis methods and results, export, and repository preparation into the research workflow. Software alone cannot satisfy every policy or institutional requirement, but this design makes sharing well-described data and reproducible analyses a planned outcome rather than an additional task at the end of a project. Publishing an interactive figure that remains connected to the completed analysis and underlying raw data is a defining feature of my software design.</w:t>
       </w:r>
     </w:p>
     <w:bookmarkEnd w:id="11"/>
@@ -134,17 +118,17 @@
         <w:pStyle w:val="BodyText"/>
       </w:pPr>
       <w:r>
-        <w:t xml:space="preserve">This approach would connect experimental design and acquisition with quantitative analysis, publication, and data sharing. By incorporating data organization, analysis, export, and repository preparation into the research workflow, an analysis core could reduce duplicated effort across laboratories and help researchers prepare well-described data and reproducible analyses for appropriate repositories.</w:t>
+        <w:t xml:space="preserve">An analysis core would connect experimental design and acquisition with quantitative analysis, publication, and data sharing. It could incorporate data organization, analysis, export, and repository preparation into the research workflow. Integrating these activities would reduce duplicated effort across laboratories and provide continuity as projects and personnel change. The analysis core would also help researchers prepare well-described data and reproducible analyses for domain-appropriate repositories such as the DANDI Archive and the Brain Image Library (BIL).</w:t>
       </w:r>
     </w:p>
     <w:bookmarkEnd w:id="12"/>
-    <w:bookmarkStart w:id="13" w:name="leadership-and-mentorship"/>
+    <w:bookmarkStart w:id="13" w:name="Xb54d8219c1f7a3b6c9a46989e8329636ac3d6d9"/>
     <w:p>
       <w:pPr>
         <w:pStyle w:val="Heading2"/>
       </w:pPr>
       <w:r>
-        <w:t xml:space="preserve">Leadership and Mentorship</w:t>
+        <w:t xml:space="preserve">Researcher Collaboration, Training, and Support</w:t>
       </w:r>
     </w:p>
     <w:p>
@@ -153,6 +137,14 @@
       </w:pPr>
       <w:r>
         <w:t xml:space="preserve">I involve researchers throughout software development, from initial design through testing and critical feedback. This collaboration keeps the software connected to experimental workflows as scientific questions evolve. I also mentor researchers in quantitative analysis, software development, and reproducible computational methods so they can understand the tools they use and become more independent in extending their analyses.</w:t>
+      </w:r>
+    </w:p>
+    <w:p>
+      <w:pPr>
+        <w:pStyle w:val="BodyText"/>
+      </w:pPr>
+      <w:r>
+        <w:t xml:space="preserve">Training would be central to my work with researchers. I would help them understand the design and assumptions of analysis algorithms. I would also provide practical training in constructing and evaluating analysis pipelines, curating results, and presenting quantitative data clearly. This training would help laboratories use shared tools confidently and adapt analytical methods to new scientific questions.</w:t>
       </w:r>
     </w:p>
     <w:p>

--- a/cudmore-narrative-cv/outputs/imaging-core/output_word/cv.docx
+++ b/cudmore-narrative-cv/outputs/imaging-core/output_word/cv.docx
@@ -42,7 +42,7 @@
         <w:pStyle w:val="FirstParagraph"/>
       </w:pPr>
       <w:r>
-        <w:t xml:space="preserve">My scientific domain expertise includes neuroscience, vascular biology, and cardiac physiology. I have decades of bench experience in experimental design, performing microscopy and electrophysiology experiments, interpreting results, and publishing the findings. I have also built custom microscopy and electrophysiology acquisition systems, developed software for real-time data acquisition and visualization, and supported researchers using these systems. My experimental experience informs the analysis software I develop. This background helps me work effectively with domain experts to build software that reflects the experiment and addresses the scientific question.</w:t>
+        <w:t xml:space="preserve">My scientific domain expertise includes neuroscience, vascular biology, and cardiac physiology. I have decades of bench experience in experimental design, performing microscopy and electrophysiology experiments, interpreting results, and publishing the findings. I have also built custom microscopy and electrophysiology acquisition systems, developed software for real-time data acquisition and visualization, and supported researchers using these systems. My experimental experience informs the analysis software I develop. It also gives me a practical foundation for collaborating in scientific domains beyond my own direct expertise. I work with domain experts to understand the experiment, identify scientifically valid measurements, and develop analysis software that addresses their questions.</w:t>
       </w:r>
     </w:p>
     <w:p>
@@ -54,7 +54,7 @@
       </w:r>
     </w:p>
     <w:bookmarkEnd w:id="10"/>
-    <w:bookmarkStart w:id="11" w:name="research-software-engineering"/>
+    <w:bookmarkStart w:id="15" w:name="research-software-engineering"/>
     <w:p>
       <w:pPr>
         <w:pStyle w:val="Heading2"/>
@@ -76,7 +76,41 @@
         <w:pStyle w:val="BodyText"/>
       </w:pPr>
       <w:r>
-        <w:t xml:space="preserve">I design analysis systems to support the full research workflow, from data acquisition through analysis and publication. During experiments, researchers can use a desktop application to visualize newly acquired data, run analyses, and inspect results. The same desktop application supports offline analysis and curation in the laboratory, including creating figures from the analysis results while preserving the connection between each result and its underlying raw data. For publication, a web-based viewer presents the same figure created during offline analysis together with its data and completed analyses. Individual results in the interactive web figure can be explored and traced back to the raw data from which they were derived.</w:t>
+        <w:t xml:space="preserve">I have implemented this design in</w:t>
+      </w:r>
+      <w:r>
+        <w:t xml:space="preserve"> </w:t>
+      </w:r>
+      <w:hyperlink r:id="rId11">
+        <w:r>
+          <w:rPr>
+            <w:rStyle w:val="Hyperlink"/>
+          </w:rPr>
+          <w:t xml:space="preserve">CloudScope</w:t>
+        </w:r>
+      </w:hyperlink>
+      <w:r>
+        <w:t xml:space="preserve"> </w:t>
+      </w:r>
+      <w:r>
+        <w:t xml:space="preserve">for imaging and</w:t>
+      </w:r>
+      <w:r>
+        <w:t xml:space="preserve"> </w:t>
+      </w:r>
+      <w:hyperlink r:id="rId12">
+        <w:r>
+          <w:rPr>
+            <w:rStyle w:val="Hyperlink"/>
+          </w:rPr>
+          <w:t xml:space="preserve">SanPy</w:t>
+        </w:r>
+      </w:hyperlink>
+      <w:r>
+        <w:t xml:space="preserve"> </w:t>
+      </w:r>
+      <w:r>
+        <w:t xml:space="preserve">for electrophysiology. During experiments, researchers use these desktop applications to visualize newly acquired data, run analyses, and inspect results. The same applications support offline analysis and curation in the laboratory, including creating figures while preserving the connection between each result and its underlying raw data. CloudScope, through AcqStore, saves raw images, analysis methods, detection parameters, and results in self-contained OME-Zarr datasets. SanPy saves raw electrophysiology recordings, metadata, detection parameters, and results in self-contained SanPy Zarr datasets.</w:t>
       </w:r>
     </w:p>
     <w:p>
@@ -84,11 +118,53 @@
         <w:pStyle w:val="BodyText"/>
       </w:pPr>
       <w:r>
-        <w:t xml:space="preserve">This continuous workflow keeps raw data, analysis, and publication connected while making scientific results easier to inspect, reproduce, and reuse. It also provides practical support for NIH Data Management and Sharing Plans by incorporating data organization, documentation of analysis methods and results, export, and repository preparation into the research workflow. Software alone cannot satisfy every policy or institutional requirement, but this design makes sharing well-described data and reproducible analyses a planned outcome rather than an additional task at the end of a project. Publishing an interactive figure that remains connected to the completed analysis and underlying raw data is a defining feature of my software design.</w:t>
-      </w:r>
-    </w:p>
-    <w:bookmarkEnd w:id="11"/>
-    <w:bookmarkStart w:id="12" w:name="X6e21c243095a355a744c385b632f33997655a0c"/>
+        <w:t xml:space="preserve">For publication,</w:t>
+      </w:r>
+      <w:r>
+        <w:t xml:space="preserve"> </w:t>
+      </w:r>
+      <w:hyperlink r:id="rId13">
+        <w:r>
+          <w:rPr>
+            <w:rStyle w:val="Hyperlink"/>
+          </w:rPr>
+          <w:t xml:space="preserve">CloudScope-Web</w:t>
+        </w:r>
+      </w:hyperlink>
+      <w:r>
+        <w:t xml:space="preserve"> </w:t>
+      </w:r>
+      <w:r>
+        <w:t xml:space="preserve">and</w:t>
+      </w:r>
+      <w:r>
+        <w:t xml:space="preserve"> </w:t>
+      </w:r>
+      <w:hyperlink r:id="rId14">
+        <w:r>
+          <w:rPr>
+            <w:rStyle w:val="Hyperlink"/>
+          </w:rPr>
+          <w:t xml:space="preserve">SanPy-Web</w:t>
+        </w:r>
+      </w:hyperlink>
+      <w:r>
+        <w:t xml:space="preserve"> </w:t>
+      </w:r>
+      <w:r>
+        <w:t xml:space="preserve">open these saved datasets as interactive published figures on the web. The figures remain connected to their raw data and completed analyses, allowing individual results to be explored and traced back to the data from which they were derived.</w:t>
+      </w:r>
+    </w:p>
+    <w:p>
+      <w:pPr>
+        <w:pStyle w:val="BodyText"/>
+      </w:pPr>
+      <w:r>
+        <w:t xml:space="preserve">This continuous workflow keeps raw data, analysis, and publication connected while making scientific results easier to inspect, reproduce, and reuse. It also provides practical support for NIH Data Management and Sharing Plans by incorporating data organization, documentation of analysis methods and results, export, and repository preparation into the research workflow. Software alone cannot satisfy every policy or institutional requirement, but this design makes sharing annotated data and reproducible analyses a planned outcome rather than an additional task at the end of a project. Publishing an interactive figure that remains connected to the completed analysis and underlying raw data is a defining feature of my software design.</w:t>
+      </w:r>
+    </w:p>
+    <w:bookmarkEnd w:id="15"/>
+    <w:bookmarkStart w:id="16" w:name="X6e21c243095a355a744c385b632f33997655a0c"/>
     <w:p>
       <w:pPr>
         <w:pStyle w:val="Heading2"/>
@@ -110,6 +186,14 @@
         <w:pStyle w:val="BodyText"/>
       </w:pPr>
       <w:r>
+        <w:t xml:space="preserve">Imaging cores already provide established commercial software for instrument control, visualization, and general-purpose analysis. My goal is not to replace these platforms, but to complement them when projects require specialized methods, automation across datasets, or a reproducible path from analysis to publication and sharing. An analysis core could use commercial tools where they meet the scientific need, then develop custom adapters and open-source pipelines as new requirements emerge. This approach would preserve existing investments while connecting raw data and completed analyses with open repositories and interactive publication.</w:t>
+      </w:r>
+    </w:p>
+    <w:p>
+      <w:pPr>
+        <w:pStyle w:val="BodyText"/>
+      </w:pPr>
+      <w:r>
         <w:t xml:space="preserve">I would develop this capability within an existing imaging facility, academic department, or research organization rather than requiring the immediate creation of a separate administrative core. It could begin with direct researcher support, training, and reusable analysis software, then grow according to the needs of the institution and its laboratories.</w:t>
       </w:r>
     </w:p>
@@ -121,8 +205,8 @@
         <w:t xml:space="preserve">An analysis core would connect experimental design and acquisition with quantitative analysis, publication, and data sharing. It could incorporate data organization, analysis, export, and repository preparation into the research workflow. Integrating these activities would reduce duplicated effort across laboratories and provide continuity as projects and personnel change. The analysis core would also help researchers prepare well-described data and reproducible analyses for domain-appropriate repositories such as the DANDI Archive and the Brain Image Library (BIL).</w:t>
       </w:r>
     </w:p>
-    <w:bookmarkEnd w:id="12"/>
-    <w:bookmarkStart w:id="13" w:name="Xb54d8219c1f7a3b6c9a46989e8329636ac3d6d9"/>
+    <w:bookmarkEnd w:id="16"/>
+    <w:bookmarkStart w:id="17" w:name="Xb54d8219c1f7a3b6c9a46989e8329636ac3d6d9"/>
     <w:p>
       <w:pPr>
         <w:pStyle w:val="Heading2"/>
@@ -155,7 +239,7 @@
         <w:t xml:space="preserve">I enjoy working directly with researchers on the practical problems that arise during data acquisition and analysis. These interactions help researchers develop confidence with quantitative and reproducible methods while revealing recurring needs that can be addressed through improved documentation, training, and reusable software shared across laboratories.</w:t>
       </w:r>
     </w:p>
-    <w:bookmarkEnd w:id="13"/>
+    <w:bookmarkEnd w:id="17"/>
     <w:sectPr>
       <w:type w:val="nextPage"/>
       <w:pgSz w:h="15840" w:w="12240"/>
@@ -736,7 +820,7 @@
   </w:style>
   <w:style w:styleId="Heading3" w:type="paragraph">
     <w:name w:val="heading 3"/>
-    <w:basedOn w:val="Normal"/>
+    <w:basedOn w:val="Heading2"/>
     <w:next w:val="Normal"/>
     <w:link w:val="Heading3Char"/>
     <w:uiPriority w:val="9"/>
@@ -752,9 +836,7 @@
     </w:pPr>
     <w:rPr>
       <w:rFonts w:cs="" w:cstheme="majorBidi" w:eastAsia="" w:eastAsiaTheme="majorEastAsia"/>
-      <w:color w:themeColor="accent1" w:themeShade="bf" w:val="0F4761"/>
-      <w:sz w:val="28"/>
-      <w:szCs w:val="28"/>
+      <w:u w:val="none"/>
     </w:rPr>
   </w:style>
   <w:style w:styleId="Heading4" w:type="paragraph">
